--- a/fra/docx/22.content.docx
+++ b/fra/docx/22.content.docx
@@ -19,7 +19,7 @@
         <w:rPr>
           <w:lang w:val="fr_FR" w:bidi="fr_FR"/>
         </w:rPr>
-        <w:t>Resource: Notes d'étude - Introductions aux livres (Tyndale)</w:t>
+        <w:t>Resource: Tyndale Open Study Notes</w:t>
       </w:r>
       <w:r>
         <w:rPr>
@@ -112,7 +112,7 @@
         <w:rPr>
           <w:lang w:val="fr_FR" w:bidi="fr_FR"/>
         </w:rPr>
-        <w:t>Notes d'étude - Introductions aux livres (Tyndale)</w:t>
+        <w:t>Tyndale Open Study Notes</w:t>
       </w:r>
     </w:p>
     <w:p>

--- a/fra/docx/22.content.docx
+++ b/fra/docx/22.content.docx
@@ -19,7 +19,7 @@
         <w:rPr>
           <w:lang w:val="fr_FR" w:bidi="fr_FR"/>
         </w:rPr>
-        <w:t>Resource: Tyndale Open Study Notes</w:t>
+        <w:t>Resource: Aquifer Open Study Notes (Book Intros)</w:t>
       </w:r>
       <w:r>
         <w:rPr>
@@ -112,7 +112,7 @@
         <w:rPr>
           <w:lang w:val="fr_FR" w:bidi="fr_FR"/>
         </w:rPr>
-        <w:t>Tyndale Open Study Notes</w:t>
+        <w:t>Aquifer Open Study Notes (Book Intros)</w:t>
       </w:r>
     </w:p>
     <w:p>

--- a/fra/docx/22.content.docx
+++ b/fra/docx/22.content.docx
@@ -284,18 +284,12 @@
         </w:rPr>
         <w:t xml:space="preserve"> » ci-dessous ; voir également </w:t>
       </w:r>
-      <w:hyperlink r:id="rId13">
-        <w:r>
-          <w:rPr>
-            <w:lang w:val="fr_FR" w:bidi="fr_FR"/>
-          </w:rPr>
-          <w:rPr>
-            <w:color w:val="0000EE"/>
-            <w:u w:val="single"/>
-          </w:rPr>
-          <w:t>1.1</w:t>
-        </w:r>
-      </w:hyperlink>
+      <w:r>
+        <w:rPr>
+          <w:lang w:val="fr_FR" w:bidi="fr_FR"/>
+        </w:rPr>
+        <w:t>1.1</w:t>
+      </w:r>
       <w:r>
         <w:rPr>
           <w:lang w:val="fr_FR" w:bidi="fr_FR"/>
@@ -355,72 +349,48 @@
         </w:rPr>
         <w:t>Un autre problème que pose l'acceptation de Salomon comme l'unique auteur du livre est que ce n'est pas un bon exemple d'amour pieux ; c'est précisément son amour pour de nombreuses femmes étrangères qui l'éloignent du Seigneur (</w:t>
       </w:r>
-      <w:hyperlink r:id="rId14">
-        <w:r>
-          <w:rPr>
-            <w:lang w:val="fr_FR" w:bidi="fr_FR"/>
-          </w:rPr>
-          <w:rPr>
-            <w:color w:val="0000EE"/>
-            <w:u w:val="single"/>
-          </w:rPr>
-          <w:t>1R 11.1–13</w:t>
-        </w:r>
-      </w:hyperlink>
+      <w:r>
+        <w:rPr>
+          <w:lang w:val="fr_FR" w:bidi="fr_FR"/>
+        </w:rPr>
+        <w:t>1R 11.1–13</w:t>
+      </w:r>
       <w:r>
         <w:rPr>
           <w:lang w:val="fr_FR" w:bidi="fr_FR"/>
         </w:rPr>
         <w:t xml:space="preserve">). En fait, la seule référence positive à Salomon dans le Cantique se trouve en </w:t>
       </w:r>
-      <w:hyperlink r:id="rId15">
-        <w:r>
-          <w:rPr>
-            <w:lang w:val="fr_FR" w:bidi="fr_FR"/>
-          </w:rPr>
-          <w:rPr>
-            <w:color w:val="0000EE"/>
-            <w:u w:val="single"/>
-          </w:rPr>
-          <w:t>3.6–11</w:t>
-        </w:r>
-      </w:hyperlink>
+      <w:r>
+        <w:rPr>
+          <w:lang w:val="fr_FR" w:bidi="fr_FR"/>
+        </w:rPr>
+        <w:t>3.6–11</w:t>
+      </w:r>
       <w:r>
         <w:rPr>
           <w:lang w:val="fr_FR" w:bidi="fr_FR"/>
         </w:rPr>
         <w:t xml:space="preserve"> ; tandis que </w:t>
       </w:r>
-      <w:hyperlink r:id="rId16">
-        <w:r>
-          <w:rPr>
-            <w:lang w:val="fr_FR" w:bidi="fr_FR"/>
-          </w:rPr>
-          <w:rPr>
-            <w:color w:val="0000EE"/>
-            <w:u w:val="single"/>
-          </w:rPr>
-          <w:t>8.11–12</w:t>
-        </w:r>
-      </w:hyperlink>
+      <w:r>
+        <w:rPr>
+          <w:lang w:val="fr_FR" w:bidi="fr_FR"/>
+        </w:rPr>
+        <w:t>8.11–12</w:t>
+      </w:r>
       <w:r>
         <w:rPr>
           <w:lang w:val="fr_FR" w:bidi="fr_FR"/>
         </w:rPr>
         <w:t xml:space="preserve"> le présente négativement et qu'en </w:t>
       </w:r>
-      <w:hyperlink r:id="rId17">
-        <w:r>
-          <w:rPr>
-            <w:lang w:val="fr_FR" w:bidi="fr_FR"/>
-          </w:rPr>
-          <w:rPr>
-            <w:color w:val="0000EE"/>
-            <w:u w:val="single"/>
-          </w:rPr>
-          <w:t>1.5</w:t>
-        </w:r>
-      </w:hyperlink>
+      <w:r>
+        <w:rPr>
+          <w:lang w:val="fr_FR" w:bidi="fr_FR"/>
+        </w:rPr>
+        <w:t>1.5</w:t>
+      </w:r>
       <w:r>
         <w:rPr>
           <w:lang w:val="fr_FR" w:bidi="fr_FR"/>
@@ -578,90 +548,60 @@
         </w:rPr>
         <w:t>S'il y a une favorite dans la vie de Salomon, les Écritures suggèrent qu'elle est la fille du Pharaon, qu'il épouse très tôt (</w:t>
       </w:r>
-      <w:hyperlink r:id="rId18">
-        <w:r>
-          <w:rPr>
-            <w:lang w:val="fr_FR" w:bidi="fr_FR"/>
-          </w:rPr>
-          <w:rPr>
-            <w:color w:val="0000EE"/>
-            <w:u w:val="single"/>
-          </w:rPr>
-          <w:t>1R 3.1</w:t>
-        </w:r>
-      </w:hyperlink>
+      <w:r>
+        <w:rPr>
+          <w:lang w:val="fr_FR" w:bidi="fr_FR"/>
+        </w:rPr>
+        <w:t>1R 3.1</w:t>
+      </w:r>
       <w:r>
         <w:rPr>
           <w:lang w:val="fr_FR" w:bidi="fr_FR"/>
         </w:rPr>
         <w:t xml:space="preserve"> ; </w:t>
       </w:r>
-      <w:hyperlink r:id="rId19">
-        <w:r>
-          <w:rPr>
-            <w:lang w:val="fr_FR" w:bidi="fr_FR"/>
-          </w:rPr>
-          <w:rPr>
-            <w:color w:val="0000EE"/>
-            <w:u w:val="single"/>
-          </w:rPr>
-          <w:t>7.8</w:t>
-        </w:r>
-      </w:hyperlink>
+      <w:r>
+        <w:rPr>
+          <w:lang w:val="fr_FR" w:bidi="fr_FR"/>
+        </w:rPr>
+        <w:t>7.8</w:t>
+      </w:r>
       <w:r>
         <w:rPr>
           <w:lang w:val="fr_FR" w:bidi="fr_FR"/>
         </w:rPr>
         <w:t xml:space="preserve"> ; </w:t>
       </w:r>
-      <w:hyperlink r:id="rId20">
-        <w:r>
-          <w:rPr>
-            <w:lang w:val="fr_FR" w:bidi="fr_FR"/>
-          </w:rPr>
-          <w:rPr>
-            <w:color w:val="0000EE"/>
-            <w:u w:val="single"/>
-          </w:rPr>
-          <w:t>9.24</w:t>
-        </w:r>
-      </w:hyperlink>
+      <w:r>
+        <w:rPr>
+          <w:lang w:val="fr_FR" w:bidi="fr_FR"/>
+        </w:rPr>
+        <w:t>9.24</w:t>
+      </w:r>
       <w:r>
         <w:rPr>
           <w:lang w:val="fr_FR" w:bidi="fr_FR"/>
         </w:rPr>
         <w:t xml:space="preserve"> ; </w:t>
       </w:r>
-      <w:hyperlink r:id="rId21">
-        <w:r>
-          <w:rPr>
-            <w:lang w:val="fr_FR" w:bidi="fr_FR"/>
-          </w:rPr>
-          <w:rPr>
-            <w:color w:val="0000EE"/>
-            <w:u w:val="single"/>
-          </w:rPr>
-          <w:t>11.1</w:t>
-        </w:r>
-      </w:hyperlink>
+      <w:r>
+        <w:rPr>
+          <w:lang w:val="fr_FR" w:bidi="fr_FR"/>
+        </w:rPr>
+        <w:t>11.1</w:t>
+      </w:r>
       <w:r>
         <w:rPr>
           <w:lang w:val="fr_FR" w:bidi="fr_FR"/>
         </w:rPr>
         <w:t xml:space="preserve">), et non l'ouvrière des troupeaux et des vignobles royaux représentée dans le Cantique. En outre, ce chant du véritable amour n'est pas très crédible si la femme est l'une des douzaines de femmes de Salomon mentionnées dans </w:t>
       </w:r>
-      <w:hyperlink r:id="rId22">
-        <w:r>
-          <w:rPr>
-            <w:lang w:val="fr_FR" w:bidi="fr_FR"/>
-          </w:rPr>
-          <w:rPr>
-            <w:color w:val="0000EE"/>
-            <w:u w:val="single"/>
-          </w:rPr>
-          <w:t>Cantique 6.8</w:t>
-        </w:r>
-      </w:hyperlink>
+      <w:r>
+        <w:rPr>
+          <w:lang w:val="fr_FR" w:bidi="fr_FR"/>
+        </w:rPr>
+        <w:t>Cantique 6.8</w:t>
+      </w:r>
       <w:r>
         <w:rPr>
           <w:lang w:val="fr_FR" w:bidi="fr_FR"/>
@@ -682,90 +622,60 @@
         </w:rPr>
         <w:t>Le Cantique comme pièce de théâtre ou histoire dramatique à trois personnages. Plus récemment, considérant les problèmes découlant de l'intrigue à deux personnages, plusieurs érudits ont atteint la conclusion que le Cantique décrit en réalité une histoire à trois personnages. Cela suggère une intrigue plus complexe : la femme aime en réalité un berger, pas le roi, mais malheureusement, elle se retrouve dans le harem de Salomon en tant que concubine, probablement parce qu'elle est incapable de payer une dette de mille pièces d'argent, qu'elle doit en tant que gardienne des vignobles royaux (</w:t>
       </w:r>
-      <w:hyperlink r:id="rId16">
-        <w:r>
-          <w:rPr>
-            <w:lang w:val="fr_FR" w:bidi="fr_FR"/>
-          </w:rPr>
-          <w:rPr>
-            <w:color w:val="0000EE"/>
-            <w:u w:val="single"/>
-          </w:rPr>
-          <w:t>8.11–12</w:t>
-        </w:r>
-      </w:hyperlink>
+      <w:r>
+        <w:rPr>
+          <w:lang w:val="fr_FR" w:bidi="fr_FR"/>
+        </w:rPr>
+        <w:t>8.11–12</w:t>
+      </w:r>
       <w:r>
         <w:rPr>
           <w:lang w:val="fr_FR" w:bidi="fr_FR"/>
         </w:rPr>
         <w:t>). Elle est incapable de payer parce que ses frères, irrités, l'ont obligée à s'occuper de vignobles autres que le sien (</w:t>
       </w:r>
-      <w:hyperlink r:id="rId23">
-        <w:r>
-          <w:rPr>
-            <w:lang w:val="fr_FR" w:bidi="fr_FR"/>
-          </w:rPr>
-          <w:rPr>
-            <w:color w:val="0000EE"/>
-            <w:u w:val="single"/>
-          </w:rPr>
-          <w:t>1.6</w:t>
-        </w:r>
-      </w:hyperlink>
+      <w:r>
+        <w:rPr>
+          <w:lang w:val="fr_FR" w:bidi="fr_FR"/>
+        </w:rPr>
+        <w:t>1.6</w:t>
+      </w:r>
       <w:r>
         <w:rPr>
           <w:lang w:val="fr_FR" w:bidi="fr_FR"/>
         </w:rPr>
         <w:t>). Ainsi, même si elle vit en présence du roi au palais de la ville, peut-être même intimement (</w:t>
       </w:r>
-      <w:hyperlink r:id="rId24">
-        <w:r>
-          <w:rPr>
-            <w:lang w:val="fr_FR" w:bidi="fr_FR"/>
-          </w:rPr>
-          <w:rPr>
-            <w:color w:val="0000EE"/>
-            <w:u w:val="single"/>
-          </w:rPr>
-          <w:t>1.12</w:t>
-        </w:r>
-      </w:hyperlink>
+      <w:r>
+        <w:rPr>
+          <w:lang w:val="fr_FR" w:bidi="fr_FR"/>
+        </w:rPr>
+        <w:t>1.12</w:t>
+      </w:r>
       <w:r>
         <w:rPr>
           <w:lang w:val="fr_FR" w:bidi="fr_FR"/>
         </w:rPr>
         <w:t>), ses pensées passionnelles sont tournées vers un simple berger de campagne, qu'elle aime (</w:t>
       </w:r>
-      <w:hyperlink r:id="rId25">
-        <w:r>
-          <w:rPr>
-            <w:lang w:val="fr_FR" w:bidi="fr_FR"/>
-          </w:rPr>
-          <w:rPr>
-            <w:color w:val="0000EE"/>
-            <w:u w:val="single"/>
-          </w:rPr>
-          <w:t>1.7</w:t>
-        </w:r>
-      </w:hyperlink>
+      <w:r>
+        <w:rPr>
+          <w:lang w:val="fr_FR" w:bidi="fr_FR"/>
+        </w:rPr>
+        <w:t>1.7</w:t>
+      </w:r>
       <w:r>
         <w:rPr>
           <w:lang w:val="fr_FR" w:bidi="fr_FR"/>
         </w:rPr>
         <w:t>). Cette affection ardente l'amène à s'enfuir dans la campagne en compagnie de son véritable amour. Là, ils déclarent leur amour mutuel dans le mariage. Trois séparations du couple sont relatées dans le chant, et leur agonie de se retrouver isolés l'un de l'autre est tout aussi intense que leur extase lorsqu'ils sont réunis. Après sa fuite, la femme vit avec son mari qui est berger ; elle peut alors engager des gardiens pour faire sa récolte et rembourser sa dette envers Salomon. Maintenant, elle et son bien-aimé sont libres pour toujours de vivre et de s'aimer à la campagne (</w:t>
       </w:r>
-      <w:hyperlink r:id="rId26">
-        <w:r>
-          <w:rPr>
-            <w:lang w:val="fr_FR" w:bidi="fr_FR"/>
-          </w:rPr>
-          <w:rPr>
-            <w:color w:val="0000EE"/>
-            <w:u w:val="single"/>
-          </w:rPr>
-          <w:t>8.12–14</w:t>
-        </w:r>
-      </w:hyperlink>
+      <w:r>
+        <w:rPr>
+          <w:lang w:val="fr_FR" w:bidi="fr_FR"/>
+        </w:rPr>
+        <w:t>8.12–14</w:t>
+      </w:r>
       <w:r>
         <w:rPr>
           <w:lang w:val="fr_FR" w:bidi="fr_FR"/>
@@ -853,18 +763,12 @@
         </w:rPr>
         <w:t xml:space="preserve">L'homme et la femme du Cantique des cantiques parlent dans des termes très romantiques, décrivant des désirs sensuels et faisant allusion à une relation physique intime. Cependant, ils ne sont jamais explicitement décrits comme mariés, ce qui amène certains lecteurs à suggérer que le Cantique est un exemple d'amour hors du mariage dans la Bible. Une telle interprétation ne prête aucune attention aux allusions évidentes à une relation de mariage véritable entre l'homme et la femme. Le langage de certains passages indique clairement que le couple est marié. Par exemple, l'homme fait parfois référence à la femme comme à son « épouse » (p. ex. </w:t>
       </w:r>
-      <w:hyperlink r:id="rId27">
-        <w:r>
-          <w:rPr>
-            <w:lang w:val="fr_FR" w:bidi="fr_FR"/>
-          </w:rPr>
-          <w:rPr>
-            <w:color w:val="0000EE"/>
-            <w:u w:val="single"/>
-          </w:rPr>
-          <w:t>4.8–12</w:t>
-        </w:r>
-      </w:hyperlink>
+      <w:r>
+        <w:rPr>
+          <w:lang w:val="fr_FR" w:bidi="fr_FR"/>
+        </w:rPr>
+        <w:t>4.8–12</w:t>
+      </w:r>
       <w:r>
         <w:rPr>
           <w:lang w:val="fr_FR" w:bidi="fr_FR"/>
@@ -885,54 +789,36 @@
         </w:rPr>
         <w:t xml:space="preserve">Mais surtout, considérer le couple comme célibataire bien qu'intime sexuellement parlant ne prend pas en compte le contexte du Cantique. Dans le cadre de l'Israël antique, il est essentiellement inconcevable que ce couple ne soit pas marié alors qu'il vit une relation aussi intime. Une étude de l'histoire de l'Ancien Testament (voir </w:t>
       </w:r>
-      <w:hyperlink r:id="rId28">
-        <w:r>
-          <w:rPr>
-            <w:lang w:val="fr_FR" w:bidi="fr_FR"/>
-          </w:rPr>
-          <w:rPr>
-            <w:color w:val="0000EE"/>
-            <w:u w:val="single"/>
-          </w:rPr>
-          <w:t>Gn 39</w:t>
-        </w:r>
-      </w:hyperlink>
+      <w:r>
+        <w:rPr>
+          <w:lang w:val="fr_FR" w:bidi="fr_FR"/>
+        </w:rPr>
+        <w:t>Gn 39</w:t>
+      </w:r>
       <w:r>
         <w:rPr>
           <w:lang w:val="fr_FR" w:bidi="fr_FR"/>
         </w:rPr>
         <w:t xml:space="preserve">), de la loi (voir </w:t>
       </w:r>
-      <w:hyperlink r:id="rId29">
-        <w:r>
-          <w:rPr>
-            <w:lang w:val="fr_FR" w:bidi="fr_FR"/>
-          </w:rPr>
-          <w:rPr>
-            <w:color w:val="0000EE"/>
-            <w:u w:val="single"/>
-          </w:rPr>
-          <w:t>Ex 20.14</w:t>
-        </w:r>
-      </w:hyperlink>
+      <w:r>
+        <w:rPr>
+          <w:lang w:val="fr_FR" w:bidi="fr_FR"/>
+        </w:rPr>
+        <w:t>Ex 20.14</w:t>
+      </w:r>
       <w:r>
         <w:rPr>
           <w:lang w:val="fr_FR" w:bidi="fr_FR"/>
         </w:rPr>
         <w:t xml:space="preserve">) et de la littérature sapientiale (voir </w:t>
       </w:r>
-      <w:hyperlink r:id="rId30">
-        <w:r>
-          <w:rPr>
-            <w:lang w:val="fr_FR" w:bidi="fr_FR"/>
-          </w:rPr>
-          <w:rPr>
-            <w:color w:val="0000EE"/>
-            <w:u w:val="single"/>
-          </w:rPr>
-          <w:t>Pr 5–7</w:t>
-        </w:r>
-      </w:hyperlink>
+      <w:r>
+        <w:rPr>
+          <w:lang w:val="fr_FR" w:bidi="fr_FR"/>
+        </w:rPr>
+        <w:t>Pr 5–7</w:t>
+      </w:r>
       <w:r>
         <w:rPr>
           <w:lang w:val="fr_FR" w:bidi="fr_FR"/>
